--- a/assets/templates/Амбулаторная карта.docx
+++ b/assets/templates/Амбулаторная карта.docx
@@ -17,8 +17,8 @@
         <w:tblLook w:val="04a0"/>
       </w:tblPr>
       <w:tblGrid>
-        <w:gridCol w:w="3960"/>
-        <w:gridCol w:w="1975"/>
+        <w:gridCol w:w="3959"/>
+        <w:gridCol w:w="1976"/>
         <w:gridCol w:w="1423"/>
         <w:gridCol w:w="3414"/>
       </w:tblGrid>
@@ -366,7 +366,7 @@
         <w:trPr/>
         <w:tc>
           <w:tcPr>
-            <w:tcW w:w="3960" w:type="dxa"/>
+            <w:tcW w:w="3959" w:type="dxa"/>
             <w:tcBorders/>
           </w:tcPr>
           <w:p>
@@ -394,7 +394,7 @@
         </w:tc>
         <w:tc>
           <w:tcPr>
-            <w:tcW w:w="1975" w:type="dxa"/>
+            <w:tcW w:w="1976" w:type="dxa"/>
             <w:tcBorders/>
           </w:tcPr>
           <w:p>
@@ -488,7 +488,7 @@
         <w:trPr/>
         <w:tc>
           <w:tcPr>
-            <w:tcW w:w="3960" w:type="dxa"/>
+            <w:tcW w:w="3959" w:type="dxa"/>
             <w:tcBorders/>
           </w:tcPr>
           <w:p>
@@ -516,7 +516,7 @@
         </w:tc>
         <w:tc>
           <w:tcPr>
-            <w:tcW w:w="6812" w:type="dxa"/>
+            <w:tcW w:w="6813" w:type="dxa"/>
             <w:gridSpan w:val="3"/>
             <w:tcBorders/>
           </w:tcPr>
@@ -1160,34 +1160,34 @@
         <a:srgbClr val="000000"/>
       </a:dk1>
       <a:lt1>
-        <a:srgbClr val="ffffff"/>
+        <a:srgbClr val="FFFFFF"/>
       </a:lt1>
       <a:dk2>
-        <a:srgbClr val="1f497d"/>
+        <a:srgbClr val="1F497D"/>
       </a:dk2>
       <a:lt2>
-        <a:srgbClr val="eeece1"/>
+        <a:srgbClr val="EEECE1"/>
       </a:lt2>
       <a:accent1>
-        <a:srgbClr val="4f81bd"/>
+        <a:srgbClr val="4F81BD"/>
       </a:accent1>
       <a:accent2>
-        <a:srgbClr val="c0504d"/>
+        <a:srgbClr val="C0504D"/>
       </a:accent2>
       <a:accent3>
-        <a:srgbClr val="9bbb59"/>
+        <a:srgbClr val="9BBB59"/>
       </a:accent3>
       <a:accent4>
-        <a:srgbClr val="8064a2"/>
+        <a:srgbClr val="8064A2"/>
       </a:accent4>
       <a:accent5>
-        <a:srgbClr val="4bacc6"/>
+        <a:srgbClr val="4BACC6"/>
       </a:accent5>
       <a:accent6>
-        <a:srgbClr val="f79646"/>
+        <a:srgbClr val="F79646"/>
       </a:accent6>
       <a:hlink>
-        <a:srgbClr val="0000ff"/>
+        <a:srgbClr val="0000FF"/>
       </a:hlink>
       <a:folHlink>
         <a:srgbClr val="800080"/>
